--- a/AMS_PROJECT_BRIEF_v4.docx
+++ b/AMS_PROJECT_BRIEF_v4.docx
@@ -30540,13 +30540,7 @@
           </w:tcPr>
           <w:p>
             <w:r>
-              <w:rPr>
-                <w:rFonts w:ascii="Arial" w:cs="Arial" w:eastAsia="Arial" w:hAnsi="Arial"/>
-                <w:color w:val="555566"/>
-                <w:sz w:val="18"/>
-                <w:szCs w:val="18"/>
-              </w:rPr>
-              <w:t xml:space="preserve">Not Started</w:t>
+              <w:t>Complete</w:t>
             </w:r>
           </w:p>
         </w:tc>
@@ -30629,13 +30623,7 @@
           </w:tcPr>
           <w:p>
             <w:r>
-              <w:rPr>
-                <w:rFonts w:ascii="Arial" w:cs="Arial" w:eastAsia="Arial" w:hAnsi="Arial"/>
-                <w:color w:val="555566"/>
-                <w:sz w:val="18"/>
-                <w:szCs w:val="18"/>
-              </w:rPr>
-              <w:t xml:space="preserve">Not Started</w:t>
+              <w:t>Ready to Start</w:t>
             </w:r>
           </w:p>
         </w:tc>
@@ -31341,13 +31329,7 @@
           </w:tcPr>
           <w:p>
             <w:r>
-              <w:rPr>
-                <w:rFonts w:ascii="Arial" w:cs="Arial" w:eastAsia="Arial" w:hAnsi="Arial"/>
-                <w:color w:val="555566"/>
-                <w:sz w:val="18"/>
-                <w:szCs w:val="18"/>
-              </w:rPr>
-              <w:t xml:space="preserve">Not Started</w:t>
+              <w:t>Complete</w:t>
             </w:r>
           </w:p>
         </w:tc>
@@ -31430,13 +31412,7 @@
           </w:tcPr>
           <w:p>
             <w:r>
-              <w:rPr>
-                <w:rFonts w:ascii="Arial" w:cs="Arial" w:eastAsia="Arial" w:hAnsi="Arial"/>
-                <w:color w:val="555566"/>
-                <w:sz w:val="18"/>
-                <w:szCs w:val="18"/>
-              </w:rPr>
-              <w:t xml:space="preserve">Not Started</w:t>
+              <w:t>Complete</w:t>
             </w:r>
           </w:p>
         </w:tc>
@@ -31519,13 +31495,7 @@
           </w:tcPr>
           <w:p>
             <w:r>
-              <w:rPr>
-                <w:rFonts w:ascii="Arial" w:cs="Arial" w:eastAsia="Arial" w:hAnsi="Arial"/>
-                <w:color w:val="555566"/>
-                <w:sz w:val="18"/>
-                <w:szCs w:val="18"/>
-              </w:rPr>
-              <w:t xml:space="preserve">Not Started</w:t>
+              <w:t>Complete</w:t>
             </w:r>
           </w:p>
         </w:tc>
@@ -31630,13 +31600,9 @@
               <w:spacing w:before="0" w:after="60"/>
             </w:pPr>
             <w:r>
-              <w:rPr>
-                <w:rFonts w:ascii="Arial" w:cs="Arial" w:eastAsia="Arial" w:hAnsi="Arial"/>
-                <w:color w:val="1A1A2E"/>
-                <w:sz w:val="20"/>
-                <w:szCs w:val="20"/>
-              </w:rPr>
-              <w:t xml:space="preserve">S1 notes:</w:t>
+              <w:t>S1 notes:</w:t>
+              <w:br/>
+              <w:t>No deviations.</w:t>
             </w:r>
           </w:p>
           <w:p>

--- a/AMS_PROJECT_BRIEF_v4.docx
+++ b/AMS_PROJECT_BRIEF_v4.docx
@@ -30623,7 +30623,7 @@
           </w:tcPr>
           <w:p>
             <w:r>
-              <w:t>Ready to Start</w:t>
+              <w:t>Complete</w:t>
             </w:r>
           </w:p>
         </w:tc>
@@ -30706,13 +30706,7 @@
           </w:tcPr>
           <w:p>
             <w:r>
-              <w:rPr>
-                <w:rFonts w:ascii="Arial" w:cs="Arial" w:eastAsia="Arial" w:hAnsi="Arial"/>
-                <w:color w:val="555566"/>
-                <w:sz w:val="18"/>
-                <w:szCs w:val="18"/>
-              </w:rPr>
-              <w:t xml:space="preserve">Not Started</w:t>
+              <w:t>Ready to Start</w:t>
             </w:r>
           </w:p>
         </w:tc>
@@ -31624,13 +31618,9 @@
               <w:spacing w:before="60" w:after="60"/>
             </w:pPr>
             <w:r>
-              <w:rPr>
-                <w:rFonts w:ascii="Arial" w:cs="Arial" w:eastAsia="Arial" w:hAnsi="Arial"/>
-                <w:color w:val="1A1A2E"/>
-                <w:sz w:val="20"/>
-                <w:szCs w:val="20"/>
-              </w:rPr>
-              <w:t xml:space="preserve">S2 notes:</w:t>
+              <w:t>S2 notes:</w:t>
+              <w:br/>
+              <w:t>No deviations.</w:t>
             </w:r>
           </w:p>
           <w:p>

--- a/AMS_PROJECT_BRIEF_v4.docx
+++ b/AMS_PROJECT_BRIEF_v4.docx
@@ -30706,7 +30706,7 @@
           </w:tcPr>
           <w:p>
             <w:r>
-              <w:t>Ready to Start</w:t>
+              <w:t>Complete</w:t>
             </w:r>
           </w:p>
         </w:tc>
@@ -30789,13 +30789,7 @@
           </w:tcPr>
           <w:p>
             <w:r>
-              <w:rPr>
-                <w:rFonts w:ascii="Arial" w:cs="Arial" w:eastAsia="Arial" w:hAnsi="Arial"/>
-                <w:color w:val="555566"/>
-                <w:sz w:val="18"/>
-                <w:szCs w:val="18"/>
-              </w:rPr>
-              <w:t xml:space="preserve">Not Started</w:t>
+              <w:t>Ready to Start</w:t>
             </w:r>
           </w:p>
         </w:tc>
@@ -31642,13 +31636,9 @@
               <w:spacing w:before="60" w:after="60"/>
             </w:pPr>
             <w:r>
-              <w:rPr>
-                <w:rFonts w:ascii="Arial" w:cs="Arial" w:eastAsia="Arial" w:hAnsi="Arial"/>
-                <w:color w:val="1A1A2E"/>
-                <w:sz w:val="20"/>
-                <w:szCs w:val="20"/>
-              </w:rPr>
-              <w:t xml:space="preserve">S3 notes:</w:t>
+              <w:t>S3 notes:</w:t>
+              <w:br/>
+              <w:t>No deviations.</w:t>
             </w:r>
           </w:p>
           <w:p>

--- a/AMS_PROJECT_BRIEF_v4.docx
+++ b/AMS_PROJECT_BRIEF_v4.docx
@@ -30789,7 +30789,7 @@
           </w:tcPr>
           <w:p>
             <w:r>
-              <w:t>Ready to Start</w:t>
+              <w:t>Complete</w:t>
             </w:r>
           </w:p>
         </w:tc>
@@ -30872,13 +30872,7 @@
           </w:tcPr>
           <w:p>
             <w:r>
-              <w:rPr>
-                <w:rFonts w:ascii="Arial" w:cs="Arial" w:eastAsia="Arial" w:hAnsi="Arial"/>
-                <w:color w:val="555566"/>
-                <w:sz w:val="18"/>
-                <w:szCs w:val="18"/>
-              </w:rPr>
-              <w:t xml:space="preserve">Not Started</w:t>
+              <w:t>Ready to Start</w:t>
             </w:r>
           </w:p>
         </w:tc>

--- a/AMS_PROJECT_BRIEF_v4.docx
+++ b/AMS_PROJECT_BRIEF_v4.docx
@@ -30872,7 +30872,7 @@
           </w:tcPr>
           <w:p>
             <w:r>
-              <w:t>Ready to Start</w:t>
+              <w:t>Complete</w:t>
             </w:r>
           </w:p>
         </w:tc>
@@ -30955,13 +30955,7 @@
           </w:tcPr>
           <w:p>
             <w:r>
-              <w:rPr>
-                <w:rFonts w:ascii="Arial" w:cs="Arial" w:eastAsia="Arial" w:hAnsi="Arial"/>
-                <w:color w:val="555566"/>
-                <w:sz w:val="18"/>
-                <w:szCs w:val="18"/>
-              </w:rPr>
-              <w:t xml:space="preserve">Not Started</w:t>
+              <w:t>Ready to Start</w:t>
             </w:r>
           </w:p>
         </w:tc>

--- a/AMS_PROJECT_BRIEF_v4.docx
+++ b/AMS_PROJECT_BRIEF_v4.docx
@@ -30955,7 +30955,7 @@
           </w:tcPr>
           <w:p>
             <w:r>
-              <w:t>Ready to Start</w:t>
+              <w:t>Complete</w:t>
             </w:r>
           </w:p>
         </w:tc>
@@ -30977,15 +30977,7 @@
             </w:tcMar>
           </w:tcPr>
           <w:p>
-            <w:r>
-              <w:rPr>
-                <w:rFonts w:ascii="Arial" w:cs="Arial" w:eastAsia="Arial" w:hAnsi="Arial"/>
-                <w:color w:val="555566"/>
-                <w:sz w:val="18"/>
-                <w:szCs w:val="18"/>
-              </w:rPr>
-              <w:t xml:space="preserve"/>
-            </w:r>
+            <w:r/>
           </w:p>
         </w:tc>
       </w:tr>
@@ -31038,13 +31030,7 @@
           </w:tcPr>
           <w:p>
             <w:r>
-              <w:rPr>
-                <w:rFonts w:ascii="Arial" w:cs="Arial" w:eastAsia="Arial" w:hAnsi="Arial"/>
-                <w:color w:val="555566"/>
-                <w:sz w:val="18"/>
-                <w:szCs w:val="18"/>
-              </w:rPr>
-              <w:t xml:space="preserve">Not Started</w:t>
+              <w:t>Ready to Start</w:t>
             </w:r>
           </w:p>
         </w:tc>
@@ -31066,15 +31052,7 @@
             </w:tcMar>
           </w:tcPr>
           <w:p>
-            <w:r>
-              <w:rPr>
-                <w:rFonts w:ascii="Arial" w:cs="Arial" w:eastAsia="Arial" w:hAnsi="Arial"/>
-                <w:color w:val="555566"/>
-                <w:sz w:val="18"/>
-                <w:szCs w:val="18"/>
-              </w:rPr>
-              <w:t xml:space="preserve"/>
-            </w:r>
+            <w:r/>
           </w:p>
         </w:tc>
       </w:tr>

--- a/AMS_PROJECT_BRIEF_v4.docx
+++ b/AMS_PROJECT_BRIEF_v4.docx
@@ -31030,7 +31030,7 @@
           </w:tcPr>
           <w:p>
             <w:r>
-              <w:t>Ready to Start</w:t>
+              <w:t>Complete</w:t>
             </w:r>
           </w:p>
         </w:tc>
@@ -31052,7 +31052,9 @@
             </w:tcMar>
           </w:tcPr>
           <w:p>
-            <w:r/>
+            <w:r>
+              <w:t>No deviations.</w:t>
+            </w:r>
           </w:p>
         </w:tc>
       </w:tr>
@@ -31105,13 +31107,7 @@
           </w:tcPr>
           <w:p>
             <w:r>
-              <w:rPr>
-                <w:rFonts w:ascii="Arial" w:cs="Arial" w:eastAsia="Arial" w:hAnsi="Arial"/>
-                <w:color w:val="555566"/>
-                <w:sz w:val="18"/>
-                <w:szCs w:val="18"/>
-              </w:rPr>
-              <w:t xml:space="preserve">Not Started</w:t>
+              <w:t>Ready to Start</w:t>
             </w:r>
           </w:p>
         </w:tc>

--- a/AMS_PROJECT_BRIEF_v4.docx
+++ b/AMS_PROJECT_BRIEF_v4.docx
@@ -31107,7 +31107,7 @@
           </w:tcPr>
           <w:p>
             <w:r>
-              <w:t>Ready to Start</w:t>
+              <w:t>Complete</w:t>
             </w:r>
           </w:p>
         </w:tc>
@@ -31130,13 +31130,7 @@
           </w:tcPr>
           <w:p>
             <w:r>
-              <w:rPr>
-                <w:rFonts w:ascii="Arial" w:cs="Arial" w:eastAsia="Arial" w:hAnsi="Arial"/>
-                <w:color w:val="555566"/>
-                <w:sz w:val="18"/>
-                <w:szCs w:val="18"/>
-              </w:rPr>
-              <w:t xml:space="preserve"/>
+              <w:t>No deviations.</w:t>
             </w:r>
           </w:p>
         </w:tc>
@@ -31190,13 +31184,7 @@
           </w:tcPr>
           <w:p>
             <w:r>
-              <w:rPr>
-                <w:rFonts w:ascii="Arial" w:cs="Arial" w:eastAsia="Arial" w:hAnsi="Arial"/>
-                <w:color w:val="555566"/>
-                <w:sz w:val="18"/>
-                <w:szCs w:val="18"/>
-              </w:rPr>
-              <w:t xml:space="preserve">Not Started</w:t>
+              <w:t>Ready to Start</w:t>
             </w:r>
           </w:p>
         </w:tc>

--- a/AMS_PROJECT_BRIEF_v4.docx
+++ b/AMS_PROJECT_BRIEF_v4.docx
@@ -31184,7 +31184,7 @@
           </w:tcPr>
           <w:p>
             <w:r>
-              <w:t>Ready to Start</w:t>
+              <w:t>Complete</w:t>
             </w:r>
           </w:p>
         </w:tc>
@@ -31207,13 +31207,7 @@
           </w:tcPr>
           <w:p>
             <w:r>
-              <w:rPr>
-                <w:rFonts w:ascii="Arial" w:cs="Arial" w:eastAsia="Arial" w:hAnsi="Arial"/>
-                <w:color w:val="555566"/>
-                <w:sz w:val="18"/>
-                <w:szCs w:val="18"/>
-              </w:rPr>
-              <w:t xml:space="preserve"/>
+              <w:t>No deviations.</w:t>
             </w:r>
           </w:p>
         </w:tc>
@@ -31350,7 +31344,7 @@
           </w:tcPr>
           <w:p>
             <w:r>
-              <w:t>Complete</w:t>
+              <w:t>Ready to Start</w:t>
             </w:r>
           </w:p>
         </w:tc>

--- a/AMS_PROJECT_BRIEF_v4.docx
+++ b/AMS_PROJECT_BRIEF_v4.docx
@@ -31284,13 +31284,7 @@
           </w:tcPr>
           <w:p>
             <w:r>
-              <w:rPr>
-                <w:rFonts w:ascii="Arial" w:cs="Arial" w:eastAsia="Arial" w:hAnsi="Arial"/>
-                <w:color w:val="555566"/>
-                <w:sz w:val="18"/>
-                <w:szCs w:val="18"/>
-              </w:rPr>
-              <w:t xml:space="preserve"/>
+              <w:t>No deviations.</w:t>
             </w:r>
           </w:p>
         </w:tc>

--- a/AMS_PROJECT_BRIEF_v4.docx
+++ b/AMS_PROJECT_BRIEF_v4.docx
@@ -31338,7 +31338,7 @@
           </w:tcPr>
           <w:p>
             <w:r>
-              <w:t>Ready to Start</w:t>
+              <w:t>Complete</w:t>
             </w:r>
           </w:p>
         </w:tc>
@@ -31361,13 +31361,7 @@
           </w:tcPr>
           <w:p>
             <w:r>
-              <w:rPr>
-                <w:rFonts w:ascii="Arial" w:cs="Arial" w:eastAsia="Arial" w:hAnsi="Arial"/>
-                <w:color w:val="555566"/>
-                <w:sz w:val="18"/>
-                <w:szCs w:val="18"/>
-              </w:rPr>
-              <w:t xml:space="preserve"/>
+              <w:t>No deviations.</w:t>
             </w:r>
           </w:p>
         </w:tc>

--- a/AMS_PROJECT_BRIEF_v4.docx
+++ b/AMS_PROJECT_BRIEF_v4.docx
@@ -31438,13 +31438,7 @@
           </w:tcPr>
           <w:p>
             <w:r>
-              <w:rPr>
-                <w:rFonts w:ascii="Arial" w:cs="Arial" w:eastAsia="Arial" w:hAnsi="Arial"/>
-                <w:color w:val="555566"/>
-                <w:sz w:val="18"/>
-                <w:szCs w:val="18"/>
-              </w:rPr>
-              <w:t xml:space="preserve"/>
+              <w:t>No deviations.</w:t>
             </w:r>
           </w:p>
         </w:tc>
